--- a/Demo.docx
+++ b/Demo.docx
@@ -85,7 +85,9 @@
         </w:tblBorders>
         <w:tblLayout w:type="autofit"/>
         <w:tblCellMar>
+          <w:top w:w="0" w:type="dxa"/>
           <w:left w:w="108" w:type="dxa"/>
+          <w:bottom w:w="0" w:type="dxa"/>
           <w:right w:w="108" w:type="dxa"/>
         </w:tblCellMar>
       </w:tblPr>
@@ -105,7 +107,9 @@
             <w:insideV w:val="single" w:color="auto" w:sz="4" w:space="0"/>
           </w:tblBorders>
           <w:tblCellMar>
+            <w:top w:w="0" w:type="dxa"/>
             <w:left w:w="108" w:type="dxa"/>
+            <w:bottom w:w="0" w:type="dxa"/>
             <w:right w:w="108" w:type="dxa"/>
           </w:tblCellMar>
         </w:tblPrEx>
@@ -199,7 +203,9 @@
             <w:insideV w:val="single" w:color="auto" w:sz="4" w:space="0"/>
           </w:tblBorders>
           <w:tblCellMar>
+            <w:top w:w="0" w:type="dxa"/>
             <w:left w:w="108" w:type="dxa"/>
+            <w:bottom w:w="0" w:type="dxa"/>
             <w:right w:w="108" w:type="dxa"/>
           </w:tblCellMar>
         </w:tblPrEx>
@@ -217,6 +223,7 @@
                 <w:lang w:val="en-US" w:eastAsia="zh-CN"/>
               </w:rPr>
             </w:pPr>
+            <w:bookmarkStart w:id="0" w:name="_GoBack"/>
             <w:r>
               <w:rPr>
                 <w:rFonts w:hint="eastAsia"/>
@@ -227,6 +234,7 @@
               </w:rPr>
               <w:t>{{r-RowData.Field1}}</w:t>
             </w:r>
+            <w:bookmarkEnd w:id="0"/>
           </w:p>
         </w:tc>
         <w:tc>
@@ -277,7 +285,7 @@
                 <w:vertAlign w:val="baseline"/>
                 <w:lang w:val="en-US" w:eastAsia="zh-CN"/>
               </w:rPr>
-              <w:t>{{r-RowData.Fiel3}}</w:t>
+              <w:t>{{r-RowData.Field3}}</w:t>
             </w:r>
           </w:p>
         </w:tc>
@@ -293,7 +301,9 @@
             <w:insideV w:val="single" w:color="auto" w:sz="4" w:space="0"/>
           </w:tblBorders>
           <w:tblCellMar>
+            <w:top w:w="0" w:type="dxa"/>
             <w:left w:w="108" w:type="dxa"/>
+            <w:bottom w:w="0" w:type="dxa"/>
             <w:right w:w="108" w:type="dxa"/>
           </w:tblCellMar>
         </w:tblPrEx>
@@ -357,7 +367,9 @@
             <w:insideV w:val="single" w:color="auto" w:sz="4" w:space="0"/>
           </w:tblBorders>
           <w:tblCellMar>
+            <w:top w:w="0" w:type="dxa"/>
             <w:left w:w="108" w:type="dxa"/>
+            <w:bottom w:w="0" w:type="dxa"/>
             <w:right w:w="108" w:type="dxa"/>
           </w:tblCellMar>
         </w:tblPrEx>
@@ -445,14 +457,16 @@
         </w:tblBorders>
         <w:tblLayout w:type="autofit"/>
         <w:tblCellMar>
+          <w:top w:w="0" w:type="dxa"/>
           <w:left w:w="108" w:type="dxa"/>
+          <w:bottom w:w="0" w:type="dxa"/>
           <w:right w:w="108" w:type="dxa"/>
         </w:tblCellMar>
       </w:tblPr>
       <w:tblGrid>
-        <w:gridCol w:w="2130"/>
-        <w:gridCol w:w="2130"/>
-        <w:gridCol w:w="2131"/>
+        <w:gridCol w:w="1147"/>
+        <w:gridCol w:w="2460"/>
+        <w:gridCol w:w="2784"/>
         <w:gridCol w:w="2131"/>
       </w:tblGrid>
       <w:tr>
@@ -466,13 +480,15 @@
             <w:insideV w:val="single" w:color="auto" w:sz="4" w:space="0"/>
           </w:tblBorders>
           <w:tblCellMar>
+            <w:top w:w="0" w:type="dxa"/>
             <w:left w:w="108" w:type="dxa"/>
+            <w:bottom w:w="0" w:type="dxa"/>
             <w:right w:w="108" w:type="dxa"/>
           </w:tblCellMar>
         </w:tblPrEx>
         <w:tc>
           <w:tcPr>
-            <w:tcW w:w="2130" w:type="dxa"/>
+            <w:tcW w:w="1147" w:type="dxa"/>
           </w:tcPr>
           <w:p>
             <w:pPr>
@@ -498,7 +514,7 @@
         </w:tc>
         <w:tc>
           <w:tcPr>
-            <w:tcW w:w="2130" w:type="dxa"/>
+            <w:tcW w:w="2460" w:type="dxa"/>
           </w:tcPr>
           <w:p>
             <w:pPr>
@@ -524,7 +540,7 @@
         </w:tc>
         <w:tc>
           <w:tcPr>
-            <w:tcW w:w="2131" w:type="dxa"/>
+            <w:tcW w:w="2784" w:type="dxa"/>
           </w:tcPr>
           <w:p>
             <w:pPr>
@@ -566,13 +582,15 @@
             <w:insideV w:val="single" w:color="auto" w:sz="4" w:space="0"/>
           </w:tblBorders>
           <w:tblCellMar>
+            <w:top w:w="0" w:type="dxa"/>
             <w:left w:w="108" w:type="dxa"/>
+            <w:bottom w:w="0" w:type="dxa"/>
             <w:right w:w="108" w:type="dxa"/>
           </w:tblCellMar>
         </w:tblPrEx>
         <w:tc>
           <w:tcPr>
-            <w:tcW w:w="2130" w:type="dxa"/>
+            <w:tcW w:w="1147" w:type="dxa"/>
           </w:tcPr>
           <w:p>
             <w:pPr>
@@ -598,7 +616,7 @@
         </w:tc>
         <w:tc>
           <w:tcPr>
-            <w:tcW w:w="2130" w:type="dxa"/>
+            <w:tcW w:w="2460" w:type="dxa"/>
           </w:tcPr>
           <w:p>
             <w:pPr>
@@ -624,7 +642,7 @@
         </w:tc>
         <w:tc>
           <w:tcPr>
-            <w:tcW w:w="2131" w:type="dxa"/>
+            <w:tcW w:w="2784" w:type="dxa"/>
           </w:tcPr>
           <w:p>
             <w:pPr>
@@ -666,13 +684,15 @@
             <w:insideV w:val="single" w:color="auto" w:sz="4" w:space="0"/>
           </w:tblBorders>
           <w:tblCellMar>
+            <w:top w:w="0" w:type="dxa"/>
             <w:left w:w="108" w:type="dxa"/>
+            <w:bottom w:w="0" w:type="dxa"/>
             <w:right w:w="108" w:type="dxa"/>
           </w:tblCellMar>
         </w:tblPrEx>
         <w:tc>
           <w:tcPr>
-            <w:tcW w:w="2130" w:type="dxa"/>
+            <w:tcW w:w="1147" w:type="dxa"/>
           </w:tcPr>
           <w:p>
             <w:pPr>
@@ -698,7 +718,7 @@
         </w:tc>
         <w:tc>
           <w:tcPr>
-            <w:tcW w:w="2130" w:type="dxa"/>
+            <w:tcW w:w="2460" w:type="dxa"/>
           </w:tcPr>
           <w:p>
             <w:pPr>
@@ -724,7 +744,7 @@
         </w:tc>
         <w:tc>
           <w:tcPr>
-            <w:tcW w:w="2131" w:type="dxa"/>
+            <w:tcW w:w="2784" w:type="dxa"/>
           </w:tcPr>
           <w:p>
             <w:pPr>
@@ -765,8 +785,6 @@
           <w:lang w:val="en-US" w:eastAsia="zh-CN"/>
         </w:rPr>
       </w:pPr>
-      <w:bookmarkStart w:id="0" w:name="_GoBack"/>
-      <w:bookmarkEnd w:id="0"/>
     </w:p>
     <w:sectPr>
       <w:pgSz w:w="11906" w:h="16838"/>
@@ -854,7 +872,7 @@
     <w:lsdException w:qFormat="1" w:unhideWhenUsed="0" w:uiPriority="0" w:semiHidden="0" w:name="Title"/>
     <w:lsdException w:unhideWhenUsed="0" w:uiPriority="0" w:semiHidden="0" w:name="Closing"/>
     <w:lsdException w:unhideWhenUsed="0" w:uiPriority="0" w:semiHidden="0" w:name="Signature"/>
-    <w:lsdException w:unhideWhenUsed="0" w:uiPriority="0" w:name="Default Paragraph Font"/>
+    <w:lsdException w:qFormat="1" w:unhideWhenUsed="0" w:uiPriority="0" w:name="Default Paragraph Font"/>
     <w:lsdException w:unhideWhenUsed="0" w:uiPriority="0" w:semiHidden="0" w:name="Body Text"/>
     <w:lsdException w:unhideWhenUsed="0" w:uiPriority="0" w:semiHidden="0" w:name="Body Text Indent"/>
     <w:lsdException w:unhideWhenUsed="0" w:uiPriority="0" w:semiHidden="0" w:name="List Continue"/>
@@ -892,7 +910,7 @@
     <w:lsdException w:unhideWhenUsed="0" w:uiPriority="0" w:semiHidden="0" w:name="HTML Sample"/>
     <w:lsdException w:unhideWhenUsed="0" w:uiPriority="0" w:semiHidden="0" w:name="HTML Typewriter"/>
     <w:lsdException w:unhideWhenUsed="0" w:uiPriority="0" w:semiHidden="0" w:name="HTML Variable"/>
-    <w:lsdException w:unhideWhenUsed="0" w:uiPriority="0" w:name="Normal Table"/>
+    <w:lsdException w:qFormat="1" w:unhideWhenUsed="0" w:uiPriority="0" w:name="Normal Table"/>
     <w:lsdException w:unhideWhenUsed="0" w:uiPriority="0" w:semiHidden="0" w:name="annotation subject"/>
     <w:lsdException w:unhideWhenUsed="0" w:uiPriority="0" w:semiHidden="0" w:name="Table Simple 1"/>
     <w:lsdException w:unhideWhenUsed="0" w:uiPriority="0" w:semiHidden="0" w:name="Table Simple 2"/>
@@ -937,7 +955,7 @@
     <w:lsdException w:unhideWhenUsed="0" w:uiPriority="0" w:semiHidden="0" w:name="Table Web 2"/>
     <w:lsdException w:unhideWhenUsed="0" w:uiPriority="0" w:semiHidden="0" w:name="Table Web 3"/>
     <w:lsdException w:unhideWhenUsed="0" w:uiPriority="0" w:semiHidden="0" w:name="Balloon Text"/>
-    <w:lsdException w:unhideWhenUsed="0" w:uiPriority="0" w:semiHidden="0" w:name="Table Grid"/>
+    <w:lsdException w:qFormat="1" w:unhideWhenUsed="0" w:uiPriority="0" w:semiHidden="0" w:name="Table Grid"/>
     <w:lsdException w:unhideWhenUsed="0" w:uiPriority="0" w:semiHidden="0" w:name="Table Theme"/>
     <w:lsdException w:unhideWhenUsed="0" w:uiPriority="60" w:semiHidden="0" w:name="Light Shading"/>
     <w:lsdException w:unhideWhenUsed="0" w:uiPriority="61" w:semiHidden="0" w:name="Light List"/>
@@ -1075,11 +1093,13 @@
   <w:style w:type="character" w:default="1" w:styleId="5">
     <w:name w:val="Default Paragraph Font"/>
     <w:semiHidden/>
+    <w:qFormat/>
     <w:uiPriority w:val="0"/>
   </w:style>
   <w:style w:type="table" w:default="1" w:styleId="3">
     <w:name w:val="Normal Table"/>
     <w:semiHidden/>
+    <w:qFormat/>
     <w:uiPriority w:val="0"/>
     <w:tblPr>
       <w:tblCellMar>
@@ -1093,6 +1113,7 @@
   <w:style w:type="table" w:styleId="4">
     <w:name w:val="Table Grid"/>
     <w:basedOn w:val="3"/>
+    <w:qFormat/>
     <w:uiPriority w:val="0"/>
     <w:pPr>
       <w:widowControl w:val="0"/>

--- a/Demo.docx
+++ b/Demo.docx
@@ -223,7 +223,6 @@
                 <w:lang w:val="en-US" w:eastAsia="zh-CN"/>
               </w:rPr>
             </w:pPr>
-            <w:bookmarkStart w:id="0" w:name="_GoBack"/>
             <w:r>
               <w:rPr>
                 <w:rFonts w:hint="eastAsia"/>
@@ -234,7 +233,6 @@
               </w:rPr>
               <w:t>{{r-RowData.Field1}}</w:t>
             </w:r>
-            <w:bookmarkEnd w:id="0"/>
           </w:p>
         </w:tc>
         <w:tc>
@@ -772,6 +770,167 @@
                 <w:lang w:val="en-US" w:eastAsia="zh-CN"/>
               </w:rPr>
             </w:pPr>
+          </w:p>
+        </w:tc>
+      </w:tr>
+    </w:tbl>
+    <w:p>
+      <w:pPr>
+        <w:rPr>
+          <w:rFonts w:hint="eastAsia"/>
+          <w:b w:val="0"/>
+          <w:bCs w:val="0"/>
+          <w:lang w:val="en-US" w:eastAsia="zh-CN"/>
+        </w:rPr>
+      </w:pPr>
+      <w:r>
+        <w:rPr>
+          <w:rFonts w:hint="eastAsia"/>
+          <w:b w:val="0"/>
+          <w:bCs w:val="0"/>
+          <w:lang w:val="en-US" w:eastAsia="zh-CN"/>
+        </w:rPr>
+        <w:t>也支持绝对定位的表格</w:t>
+      </w:r>
+    </w:p>
+    <w:tbl>
+      <w:tblPr>
+        <w:tblStyle w:val="4"/>
+        <w:tblW w:w="0" w:type="auto"/>
+        <w:tblInd w:w="0" w:type="dxa"/>
+        <w:tblBorders>
+          <w:top w:val="single" w:color="auto" w:sz="4" w:space="0"/>
+          <w:left w:val="single" w:color="auto" w:sz="4" w:space="0"/>
+          <w:bottom w:val="single" w:color="auto" w:sz="4" w:space="0"/>
+          <w:right w:val="single" w:color="auto" w:sz="4" w:space="0"/>
+          <w:insideH w:val="single" w:color="auto" w:sz="4" w:space="0"/>
+          <w:insideV w:val="single" w:color="auto" w:sz="4" w:space="0"/>
+        </w:tblBorders>
+        <w:tblLayout w:type="autofit"/>
+        <w:tblCellMar>
+          <w:left w:w="108" w:type="dxa"/>
+          <w:right w:w="108" w:type="dxa"/>
+        </w:tblCellMar>
+      </w:tblPr>
+      <w:tblGrid>
+        <w:gridCol w:w="2840"/>
+        <w:gridCol w:w="2841"/>
+        <w:gridCol w:w="2841"/>
+      </w:tblGrid>
+      <w:tr>
+        <w:tblPrEx>
+          <w:tblBorders>
+            <w:top w:val="single" w:color="auto" w:sz="4" w:space="0"/>
+            <w:left w:val="single" w:color="auto" w:sz="4" w:space="0"/>
+            <w:bottom w:val="single" w:color="auto" w:sz="4" w:space="0"/>
+            <w:right w:val="single" w:color="auto" w:sz="4" w:space="0"/>
+            <w:insideH w:val="single" w:color="auto" w:sz="4" w:space="0"/>
+            <w:insideV w:val="single" w:color="auto" w:sz="4" w:space="0"/>
+          </w:tblBorders>
+          <w:tblCellMar>
+            <w:left w:w="108" w:type="dxa"/>
+            <w:right w:w="108" w:type="dxa"/>
+          </w:tblCellMar>
+        </w:tblPrEx>
+        <w:tc>
+          <w:tcPr>
+            <w:tcW w:w="2840" w:type="dxa"/>
+          </w:tcPr>
+          <w:p>
+            <w:pPr>
+              <w:rPr>
+                <w:rFonts w:hint="default"/>
+                <w:b w:val="0"/>
+                <w:bCs w:val="0"/>
+                <w:vertAlign w:val="baseline"/>
+                <w:lang w:val="en-US" w:eastAsia="zh-CN"/>
+              </w:rPr>
+            </w:pPr>
+            <w:r>
+              <w:rPr>
+                <w:rFonts w:hint="eastAsia"/>
+                <w:b w:val="0"/>
+                <w:bCs w:val="0"/>
+                <w:vertAlign w:val="baseline"/>
+                <w:lang w:val="en-US" w:eastAsia="zh-CN"/>
+              </w:rPr>
+              <w:t>{{Title}}</w:t>
+            </w:r>
+          </w:p>
+        </w:tc>
+        <w:tc>
+          <w:tcPr>
+            <w:tcW w:w="2841" w:type="dxa"/>
+          </w:tcPr>
+          <w:p>
+            <w:pPr>
+              <w:rPr>
+                <w:rFonts w:hint="default"/>
+                <w:b w:val="0"/>
+                <w:bCs w:val="0"/>
+                <w:vertAlign w:val="baseline"/>
+                <w:lang w:val="en-US" w:eastAsia="zh-CN"/>
+              </w:rPr>
+            </w:pPr>
+            <w:r>
+              <w:rPr>
+                <w:rFonts w:hint="eastAsia"/>
+                <w:b w:val="0"/>
+                <w:bCs w:val="0"/>
+                <w:vertAlign w:val="baseline"/>
+                <w:lang w:val="en-US" w:eastAsia="zh-CN"/>
+              </w:rPr>
+              <w:t>这是</w:t>
+            </w:r>
+            <w:r>
+              <w:rPr>
+                <w:rFonts w:hint="eastAsia"/>
+                <w:b w:val="0"/>
+                <w:bCs w:val="0"/>
+                <w:u w:val="single"/>
+                <w:vertAlign w:val="baseline"/>
+                <w:lang w:val="en-US" w:eastAsia="zh-CN"/>
+              </w:rPr>
+              <w:t>{{Name}}</w:t>
+            </w:r>
+            <w:r>
+              <w:rPr>
+                <w:rFonts w:hint="eastAsia"/>
+                <w:b w:val="0"/>
+                <w:bCs w:val="0"/>
+                <w:vertAlign w:val="baseline"/>
+                <w:lang w:val="en-US" w:eastAsia="zh-CN"/>
+              </w:rPr>
+              <w:t>项目</w:t>
+            </w:r>
+          </w:p>
+        </w:tc>
+        <w:tc>
+          <w:tcPr>
+            <w:tcW w:w="2841" w:type="dxa"/>
+          </w:tcPr>
+          <w:p>
+            <w:pPr>
+              <w:rPr>
+                <w:rFonts w:hint="default"/>
+                <w:b w:val="0"/>
+                <w:bCs w:val="0"/>
+                <w:vertAlign w:val="baseline"/>
+                <w:lang w:val="en-US" w:eastAsia="zh-CN"/>
+              </w:rPr>
+            </w:pPr>
+            <w:r>
+              <w:rPr>
+                <w:rFonts w:hint="eastAsia"/>
+                <w:b/>
+                <w:bCs/>
+                <w:vertAlign w:val="baseline"/>
+                <w:lang w:val="en-US" w:eastAsia="zh-CN"/>
+              </w:rPr>
+              <w:t>{{Description}}</w:t>
+            </w:r>
+            <w:bookmarkStart w:id="0" w:name="_GoBack"/>
+            <w:bookmarkEnd w:id="0"/>
           </w:p>
         </w:tc>
       </w:tr>
